--- a/corpus/04-inspection-test-plan.docx
+++ b/corpus/04-inspection-test-plan.docx
@@ -12,7 +12,7 @@
     </w:p>
     <w:p>
       <w:r>
-        <w:t xml:space="preserve">Document ref: RHC-ITP-09 rev B. SYNTHETIC DOCUMENT written for demonstration. All names are fictional.</w:t>
+        <w:t xml:space="preserve">Document ref: RHC-ITP-09 rev B.</w:t>
       </w:r>
     </w:p>
     <w:p>
